--- a/content/files/database-protection.docx
+++ b/content/files/database-protection.docx
@@ -1,6 +1,6 @@
 
 <file path=word/document.xml><?xml version="1.0" encoding="utf-8"?>
-<w:document xmlns:wpc="http://schemas.microsoft.com/office/word/2010/wordprocessingCanvas" xmlns:cx="http://schemas.microsoft.com/office/drawing/2014/chartex" xmlns:cx1="http://schemas.microsoft.com/office/drawing/2015/9/8/chartex" xmlns:cx2="http://schemas.microsoft.com/office/drawing/2015/10/21/chartex" xmlns:cx3="http://schemas.microsoft.com/office/drawing/2016/5/9/chartex" xmlns:cx4="http://schemas.microsoft.com/office/drawing/2016/5/10/chartex" xmlns:cx5="http://schemas.microsoft.com/office/drawing/2016/5/11/chartex" xmlns:cx6="http://schemas.microsoft.com/office/drawing/2016/5/12/chartex" xmlns:cx7="http://schemas.microsoft.com/office/drawing/2016/5/13/chartex" xmlns:cx8="http://schemas.microsoft.com/office/drawing/2016/5/14/chartex" xmlns:mc="http://schemas.openxmlformats.org/markup-compatibility/2006" xmlns:aink="http://schemas.microsoft.com/office/drawing/2016/ink" xmlns:am3d="http://schemas.microsoft.com/office/drawing/2017/model3d" xmlns:o="urn:schemas-microsoft-com:office:office" xmlns:oel="http://schemas.microsoft.com/office/2019/extlst" xmlns:r="http://schemas.openxmlformats.org/officeDocument/2006/relationships" xmlns:m="http://schemas.openxmlformats.org/officeDocument/2006/math" xmlns:v="urn:schemas-microsoft-com:vml" xmlns:wp14="http://schemas.microsoft.com/office/word/2010/wordprocessingDrawing" xmlns:wp="http://schemas.openxmlformats.org/drawingml/2006/wordprocessingDrawing" xmlns:w10="urn:schemas-microsoft-com:office:word" xmlns:w="http://schemas.openxmlformats.org/wordprocessingml/2006/main" xmlns:w14="http://schemas.microsoft.com/office/word/2010/wordml" xmlns:w15="http://schemas.microsoft.com/office/word/2012/wordml" xmlns:w16cex="http://schemas.microsoft.com/office/word/2018/wordml/cex" xmlns:w16cid="http://schemas.microsoft.com/office/word/2016/wordml/cid" xmlns:w16="http://schemas.microsoft.com/office/word/2018/wordml" xmlns:w16du="http://schemas.microsoft.com/office/word/2023/wordml/word16du" xmlns:w16sdtdh="http://schemas.microsoft.com/office/word/2020/wordml/sdtdatahash" xmlns:w16sdtfl="http://schemas.microsoft.com/office/word/2024/wordml/sdtformatlock" xmlns:w16se="http://schemas.microsoft.com/office/word/2015/wordml/symex" xmlns:wpg="http://schemas.microsoft.com/office/word/2010/wordprocessingGroup" xmlns:wpi="http://schemas.microsoft.com/office/word/2010/wordprocessingInk" xmlns:wne="http://schemas.microsoft.com/office/word/2006/wordml" xmlns:wps="http://schemas.microsoft.com/office/word/2010/wordprocessingShape" mc:Ignorable="w14 w15 w16se w16cid w16 w16cex w16sdtdh w16sdtfl w16du wp14">
+<w:document xmlns:wpc="http://schemas.microsoft.com/office/word/2010/wordprocessingCanvas" xmlns:cx="http://schemas.microsoft.com/office/drawing/2014/chartex" xmlns:cx1="http://schemas.microsoft.com/office/drawing/2015/9/8/chartex" xmlns:cx2="http://schemas.microsoft.com/office/drawing/2015/10/21/chartex" xmlns:cx3="http://schemas.microsoft.com/office/drawing/2016/5/9/chartex" xmlns:cx4="http://schemas.microsoft.com/office/drawing/2016/5/10/chartex" xmlns:cx5="http://schemas.microsoft.com/office/drawing/2016/5/11/chartex" xmlns:cx6="http://schemas.microsoft.com/office/drawing/2016/5/12/chartex" xmlns:cx7="http://schemas.microsoft.com/office/drawing/2016/5/13/chartex" xmlns:cx8="http://schemas.microsoft.com/office/drawing/2016/5/14/chartex" xmlns:mc="http://schemas.openxmlformats.org/markup-compatibility/2006" xmlns:aink="http://schemas.microsoft.com/office/drawing/2016/ink" xmlns:am3d="http://schemas.microsoft.com/office/drawing/2017/model3d" xmlns:o="urn:schemas-microsoft-com:office:office" xmlns:r="http://schemas.openxmlformats.org/officeDocument/2006/relationships" xmlns:m="http://schemas.openxmlformats.org/officeDocument/2006/math" xmlns:v="urn:schemas-microsoft-com:vml" xmlns:wp14="http://schemas.microsoft.com/office/word/2010/wordprocessingDrawing" xmlns:wp="http://schemas.openxmlformats.org/drawingml/2006/wordprocessingDrawing" xmlns:w10="urn:schemas-microsoft-com:office:word" xmlns:w="http://schemas.openxmlformats.org/wordprocessingml/2006/main" xmlns:w14="http://schemas.microsoft.com/office/word/2010/wordml" xmlns:w15="http://schemas.microsoft.com/office/word/2012/wordml" xmlns:w16cex="http://schemas.microsoft.com/office/word/2018/wordml/cex" xmlns:w16cid="http://schemas.microsoft.com/office/word/2016/wordml/cid" xmlns:w16="http://schemas.microsoft.com/office/word/2018/wordml" xmlns:w16sdtdh="http://schemas.microsoft.com/office/word/2020/wordml/sdtdatahash" xmlns:w16se="http://schemas.microsoft.com/office/word/2015/wordml/symex" xmlns:wpg="http://schemas.microsoft.com/office/word/2010/wordprocessingGroup" xmlns:wpi="http://schemas.microsoft.com/office/word/2010/wordprocessingInk" xmlns:wne="http://schemas.microsoft.com/office/word/2006/wordml" xmlns:wps="http://schemas.microsoft.com/office/word/2010/wordprocessingShape" mc:Ignorable="w14 w15 w16se w16cid w16 w16cex w16sdtdh wp14">
   <w:body>
     <w:p>
       <w:pPr>
@@ -41,9 +41,8 @@
           <w:bCs/>
           <w:highlight w:val="yellow"/>
         </w:rPr>
-        <w:t xml:space="preserve">» </w:t>
-      </w:r>
-      <w:proofErr w:type="gramStart"/>
+        <w:t xml:space="preserve">» -- &gt; «База данных» --&gt; </w:t>
+      </w:r>
       <w:r>
         <w:rPr>
           <w:rFonts w:ascii="Times New Roman" w:hAnsi="Times New Roman" w:cs="Times New Roman"/>
@@ -51,9 +50,8 @@
           <w:bCs/>
           <w:highlight w:val="yellow"/>
         </w:rPr>
-        <w:t>-- &gt;</w:t>
-      </w:r>
-      <w:proofErr w:type="gramEnd"/>
+        <w:t xml:space="preserve">Чек-лист </w:t>
+      </w:r>
       <w:r>
         <w:rPr>
           <w:rFonts w:ascii="Times New Roman" w:hAnsi="Times New Roman" w:cs="Times New Roman"/>
@@ -61,7 +59,7 @@
           <w:bCs/>
           <w:highlight w:val="yellow"/>
         </w:rPr>
-        <w:t xml:space="preserve"> «База данных» --&gt; </w:t>
+        <w:t>«</w:t>
       </w:r>
       <w:r>
         <w:rPr>
@@ -70,93 +68,75 @@
           <w:bCs/>
           <w:highlight w:val="yellow"/>
         </w:rPr>
-        <w:t xml:space="preserve">Чек-лист </w:t>
+        <w:t>База данных как объект прав: как защититься при копировании?</w:t>
       </w:r>
       <w:r>
         <w:rPr>
           <w:rFonts w:ascii="Times New Roman" w:hAnsi="Times New Roman" w:cs="Times New Roman"/>
           <w:b/>
           <w:bCs/>
-          <w:highlight w:val="yellow"/>
-        </w:rPr>
-        <w:t>«</w:t>
-      </w:r>
-      <w:r>
+        </w:rPr>
+        <w:t>»</w:t>
+      </w:r>
+    </w:p>
+    <w:p>
+      <w:pPr>
         <w:rPr>
           <w:rFonts w:ascii="Times New Roman" w:hAnsi="Times New Roman" w:cs="Times New Roman"/>
           <w:b/>
           <w:bCs/>
-          <w:highlight w:val="yellow"/>
-        </w:rPr>
-        <w:t>База данных как объект прав: как защититься при копировании?</w:t>
-      </w:r>
+        </w:rPr>
+      </w:pPr>
       <w:r>
         <w:rPr>
           <w:rFonts w:ascii="Times New Roman" w:hAnsi="Times New Roman" w:cs="Times New Roman"/>
           <w:b/>
           <w:bCs/>
         </w:rPr>
-        <w:t>»</w:t>
-      </w:r>
-    </w:p>
-    <w:p>
-      <w:pPr>
+        <w:t xml:space="preserve">Шаг 1. </w:t>
+      </w:r>
+      <w:r>
         <w:rPr>
           <w:rFonts w:ascii="Times New Roman" w:hAnsi="Times New Roman" w:cs="Times New Roman"/>
           <w:b/>
           <w:bCs/>
         </w:rPr>
-      </w:pPr>
+        <w:t>Определите, к</w:t>
+      </w:r>
       <w:r>
         <w:rPr>
           <w:rFonts w:ascii="Times New Roman" w:hAnsi="Times New Roman" w:cs="Times New Roman"/>
           <w:b/>
           <w:bCs/>
         </w:rPr>
-        <w:t xml:space="preserve">Шаг 1. </w:t>
-      </w:r>
+        <w:t>акое право нарушено?</w:t>
+      </w:r>
+    </w:p>
+    <w:p>
+      <w:pPr>
+        <w:rPr>
+          <w:rFonts w:ascii="Times New Roman" w:hAnsi="Times New Roman" w:cs="Times New Roman"/>
+        </w:rPr>
+      </w:pPr>
+      <w:r>
+        <w:rPr>
+          <w:rFonts w:ascii="Times New Roman" w:hAnsi="Times New Roman" w:cs="Times New Roman"/>
+        </w:rPr>
+        <w:t>От этого вопроса зависит стратегия защиты. База данных может охраняться двумя режимами одновременно.</w:t>
+      </w:r>
+    </w:p>
+    <w:p>
+      <w:pPr>
+        <w:rPr>
+          <w:rFonts w:ascii="Times New Roman" w:hAnsi="Times New Roman" w:cs="Times New Roman"/>
+        </w:rPr>
+      </w:pPr>
       <w:r>
         <w:rPr>
           <w:rFonts w:ascii="Times New Roman" w:hAnsi="Times New Roman" w:cs="Times New Roman"/>
           <w:b/>
           <w:bCs/>
         </w:rPr>
-        <w:t>Определите, к</w:t>
-      </w:r>
-      <w:r>
-        <w:rPr>
-          <w:rFonts w:ascii="Times New Roman" w:hAnsi="Times New Roman" w:cs="Times New Roman"/>
-          <w:b/>
-          <w:bCs/>
-        </w:rPr>
-        <w:t>акое право нарушено?</w:t>
-      </w:r>
-    </w:p>
-    <w:p>
-      <w:pPr>
-        <w:rPr>
-          <w:rFonts w:ascii="Times New Roman" w:hAnsi="Times New Roman" w:cs="Times New Roman"/>
-        </w:rPr>
-      </w:pPr>
-      <w:r>
-        <w:rPr>
-          <w:rFonts w:ascii="Times New Roman" w:hAnsi="Times New Roman" w:cs="Times New Roman"/>
-        </w:rPr>
-        <w:t>От этого вопроса зависит стратегия защиты. База данных может охраняться двумя режимами одновременно.</w:t>
-      </w:r>
-    </w:p>
-    <w:p>
-      <w:pPr>
-        <w:rPr>
-          <w:rFonts w:ascii="Times New Roman" w:hAnsi="Times New Roman" w:cs="Times New Roman"/>
-        </w:rPr>
-      </w:pPr>
-      <w:r>
-        <w:rPr>
-          <w:rFonts w:ascii="Times New Roman" w:hAnsi="Times New Roman" w:cs="Times New Roman"/>
-          <w:b/>
-          <w:bCs/>
-        </w:rPr>
         <w:t>1.1. Авторское право</w:t>
       </w:r>
       <w:r>
@@ -164,12 +144,38 @@
           <w:rFonts w:ascii="Times New Roman" w:hAnsi="Times New Roman" w:cs="Times New Roman"/>
         </w:rPr>
         <w:t xml:space="preserve"> (</w:t>
+      </w:r>
+      <w:bookmarkStart w:id="0" w:name="_Hlk243590283"/>
+      <w:r>
+        <w:rPr>
+          <w:rFonts w:ascii="Times New Roman" w:hAnsi="Times New Roman" w:cs="Times New Roman"/>
+          <w:color w:val="FF0000"/>
+          <w:u w:val="single"/>
+        </w:rPr>
+        <w:fldChar w:fldCharType="begin"/>
+      </w:r>
+      <w:r>
+        <w:rPr>
+          <w:rFonts w:ascii="Times New Roman" w:hAnsi="Times New Roman" w:cs="Times New Roman"/>
+          <w:color w:val="FF0000"/>
+          <w:u w:val="single"/>
+        </w:rPr>
+        <w:instrText xml:space="preserve"> HYPERLINK "https://login.consultant.ru/link/?req=doc&amp;base=LAW&amp;n=509417&amp;dst=100279&amp;date=18.10.2026&amp;demo=2" </w:instrText>
+      </w:r>
+      <w:r>
+        <w:rPr>
+          <w:rFonts w:ascii="Times New Roman" w:hAnsi="Times New Roman" w:cs="Times New Roman"/>
+          <w:color w:val="FF0000"/>
+          <w:u w:val="single"/>
+        </w:rPr>
+        <w:fldChar w:fldCharType="separate"/>
       </w:r>
       <w:hyperlink r:id="rId5" w:history="1">
         <w:r>
           <w:rPr>
-            <w:rStyle w:val="ac"/>
             <w:rFonts w:ascii="Times New Roman" w:hAnsi="Times New Roman" w:cs="Times New Roman"/>
+            <w:color w:val="0563C1"/>
+            <w:u w:val="single"/>
           </w:rPr>
           <w:t>ст. 1260 ГК РФ</w:t>
         </w:r>
@@ -177,6 +183,15 @@
       <w:r>
         <w:rPr>
           <w:rFonts w:ascii="Times New Roman" w:hAnsi="Times New Roman" w:cs="Times New Roman"/>
+          <w:color w:val="FF0000"/>
+          <w:u w:val="single"/>
+        </w:rPr>
+        <w:fldChar w:fldCharType="end"/>
+      </w:r>
+      <w:bookmarkEnd w:id="0"/>
+      <w:r>
+        <w:rPr>
+          <w:rFonts w:ascii="Times New Roman" w:hAnsi="Times New Roman" w:cs="Times New Roman"/>
         </w:rPr>
         <w:t>) защищает структуру</w:t>
       </w:r>
@@ -228,8 +243,9 @@
       <w:hyperlink r:id="rId6" w:history="1">
         <w:r>
           <w:rPr>
-            <w:rStyle w:val="ac"/>
             <w:rFonts w:ascii="Times New Roman" w:hAnsi="Times New Roman" w:cs="Times New Roman"/>
+            <w:color w:val="0563C1"/>
+            <w:u w:val="single"/>
           </w:rPr>
           <w:t>ст. 1334 ГК РФ</w:t>
         </w:r>
@@ -366,8 +382,9 @@
       <w:hyperlink r:id="rId7" w:history="1">
         <w:r>
           <w:rPr>
-            <w:rStyle w:val="ac"/>
             <w:rFonts w:ascii="Times New Roman" w:hAnsi="Times New Roman" w:cs="Times New Roman"/>
+            <w:color w:val="0563C1"/>
+            <w:u w:val="single"/>
           </w:rPr>
           <w:t>п. 3 ст. 1335.1 ГК РФ</w:t>
         </w:r>
@@ -776,23 +793,7 @@
           <w:rFonts w:ascii="Times New Roman" w:hAnsi="Times New Roman" w:cs="Times New Roman"/>
           <w:color w:val="5B9BD5" w:themeColor="accent5"/>
         </w:rPr>
-        <w:t>-</w:t>
-      </w:r>
-      <w:proofErr w:type="spellStart"/>
-      <w:r>
-        <w:rPr>
-          <w:rFonts w:ascii="Times New Roman" w:hAnsi="Times New Roman" w:cs="Times New Roman"/>
-          <w:color w:val="5B9BD5" w:themeColor="accent5"/>
-        </w:rPr>
-        <w:t>стратапа</w:t>
-      </w:r>
-      <w:proofErr w:type="spellEnd"/>
-      <w:r>
-        <w:rPr>
-          <w:rFonts w:ascii="Times New Roman" w:hAnsi="Times New Roman" w:cs="Times New Roman"/>
-          <w:color w:val="5B9BD5" w:themeColor="accent5"/>
-        </w:rPr>
-        <w:t>»; «</w:t>
+        <w:t>-стратапа»; «</w:t>
       </w:r>
       <w:r>
         <w:rPr>
@@ -893,8 +894,9 @@
       <w:hyperlink r:id="rId8" w:history="1">
         <w:r>
           <w:rPr>
-            <w:rStyle w:val="ac"/>
             <w:rFonts w:ascii="Times New Roman" w:hAnsi="Times New Roman" w:cs="Times New Roman"/>
+            <w:color w:val="0563C1"/>
+            <w:u w:val="single"/>
           </w:rPr>
           <w:t>ст. 1335.1 ГК РФ</w:t>
         </w:r>
@@ -902,8 +904,16 @@
       <w:r>
         <w:rPr>
           <w:rFonts w:ascii="Times New Roman" w:hAnsi="Times New Roman" w:cs="Times New Roman"/>
-        </w:rPr>
-        <w:t xml:space="preserve"> не применяются.</w:t>
+          <w:color w:val="FF0000"/>
+          <w:u w:val="single"/>
+        </w:rPr>
+        <w:t xml:space="preserve"> </w:t>
+      </w:r>
+      <w:r>
+        <w:rPr>
+          <w:rFonts w:ascii="Times New Roman" w:hAnsi="Times New Roman" w:cs="Times New Roman"/>
+        </w:rPr>
+        <w:t>не применяются.</w:t>
       </w:r>
     </w:p>
     <w:p>
@@ -1013,8 +1023,9 @@
       <w:hyperlink r:id="rId9" w:history="1">
         <w:r>
           <w:rPr>
-            <w:rStyle w:val="ac"/>
             <w:rFonts w:ascii="Times New Roman" w:hAnsi="Times New Roman" w:cs="Times New Roman"/>
+            <w:color w:val="0563C1"/>
+            <w:u w:val="single"/>
           </w:rPr>
           <w:t>ст. 1311 ГК РФ</w:t>
         </w:r>
@@ -1028,8 +1039,9 @@
       <w:hyperlink r:id="rId10" w:history="1">
         <w:r>
           <w:rPr>
-            <w:rStyle w:val="ac"/>
             <w:rFonts w:ascii="Times New Roman" w:hAnsi="Times New Roman" w:cs="Times New Roman"/>
+            <w:color w:val="0563C1"/>
+            <w:u w:val="single"/>
           </w:rPr>
           <w:t>ст. 1301 ГК РФ</w:t>
         </w:r>
@@ -1037,8 +1049,16 @@
       <w:r>
         <w:rPr>
           <w:rFonts w:ascii="Times New Roman" w:hAnsi="Times New Roman" w:cs="Times New Roman"/>
-        </w:rPr>
-        <w:t xml:space="preserve"> для авторского)</w:t>
+          <w:color w:val="FF0000"/>
+          <w:u w:val="single"/>
+        </w:rPr>
+        <w:t xml:space="preserve"> </w:t>
+      </w:r>
+      <w:r>
+        <w:rPr>
+          <w:rFonts w:ascii="Times New Roman" w:hAnsi="Times New Roman" w:cs="Times New Roman"/>
+        </w:rPr>
+        <w:t>для авторского)</w:t>
       </w:r>
       <w:r>
         <w:rPr>
@@ -1164,7 +1184,6 @@
           <w:rFonts w:ascii="Times New Roman" w:hAnsi="Times New Roman" w:cs="Times New Roman"/>
         </w:rPr>
       </w:pPr>
-      <w:proofErr w:type="gramStart"/>
       <w:r>
         <w:rPr>
           <w:rFonts w:ascii="Times New Roman" w:hAnsi="Times New Roman" w:cs="Times New Roman"/>
@@ -1179,16 +1198,7 @@
           <w:b/>
           <w:bCs/>
         </w:rPr>
-        <w:t>Важно</w:t>
-      </w:r>
-      <w:proofErr w:type="gramEnd"/>
-      <w:r>
-        <w:rPr>
-          <w:rFonts w:ascii="Times New Roman" w:hAnsi="Times New Roman" w:cs="Times New Roman"/>
-          <w:b/>
-          <w:bCs/>
-        </w:rPr>
-        <w:t>:</w:t>
+        <w:t>Важно:</w:t>
       </w:r>
       <w:r>
         <w:rPr>
@@ -1229,8 +1239,9 @@
       <w:hyperlink r:id="rId11" w:history="1">
         <w:r>
           <w:rPr>
-            <w:rStyle w:val="ac"/>
             <w:rFonts w:ascii="Times New Roman" w:hAnsi="Times New Roman" w:cs="Times New Roman"/>
+            <w:color w:val="0563C1"/>
+            <w:u w:val="single"/>
           </w:rPr>
           <w:t>п. 5.1 ст. 1252 ГК РФ</w:t>
         </w:r>
@@ -1350,8 +1361,9 @@
       <w:hyperlink r:id="rId12" w:history="1">
         <w:r>
           <w:rPr>
-            <w:rStyle w:val="ac"/>
             <w:rFonts w:ascii="Times New Roman" w:hAnsi="Times New Roman" w:cs="Times New Roman"/>
+            <w:color w:val="0563C1"/>
+            <w:u w:val="single"/>
           </w:rPr>
           <w:t>1229</w:t>
         </w:r>
@@ -1365,8 +1377,9 @@
       <w:hyperlink r:id="rId13" w:history="1">
         <w:r>
           <w:rPr>
-            <w:rStyle w:val="ac"/>
             <w:rFonts w:ascii="Times New Roman" w:hAnsi="Times New Roman" w:cs="Times New Roman"/>
+            <w:color w:val="0563C1"/>
+            <w:u w:val="single"/>
           </w:rPr>
           <w:t>1252</w:t>
         </w:r>
@@ -1380,8 +1393,9 @@
       <w:hyperlink r:id="rId14" w:history="1">
         <w:r>
           <w:rPr>
-            <w:rStyle w:val="ac"/>
             <w:rFonts w:ascii="Times New Roman" w:hAnsi="Times New Roman" w:cs="Times New Roman"/>
+            <w:color w:val="0563C1"/>
+            <w:u w:val="single"/>
           </w:rPr>
           <w:t>1311</w:t>
         </w:r>
@@ -1395,8 +1409,9 @@
       <w:hyperlink r:id="rId15" w:history="1">
         <w:r>
           <w:rPr>
-            <w:rStyle w:val="ac"/>
             <w:rFonts w:ascii="Times New Roman" w:hAnsi="Times New Roman" w:cs="Times New Roman"/>
+            <w:color w:val="0563C1"/>
+            <w:u w:val="single"/>
           </w:rPr>
           <w:t>1334</w:t>
         </w:r>
@@ -1404,8 +1419,16 @@
       <w:r>
         <w:rPr>
           <w:rFonts w:ascii="Times New Roman" w:hAnsi="Times New Roman" w:cs="Times New Roman"/>
-        </w:rPr>
-        <w:t xml:space="preserve"> ГК РФ)</w:t>
+          <w:color w:val="FF0000"/>
+          <w:u w:val="single"/>
+        </w:rPr>
+        <w:t xml:space="preserve"> ГК РФ</w:t>
+      </w:r>
+      <w:r>
+        <w:rPr>
+          <w:rFonts w:ascii="Times New Roman" w:hAnsi="Times New Roman" w:cs="Times New Roman"/>
+        </w:rPr>
+        <w:t>)</w:t>
       </w:r>
     </w:p>
     <w:p>
@@ -1790,7 +1813,7 @@
 </file>
 
 <file path=word/numbering.xml><?xml version="1.0" encoding="utf-8"?>
-<w:numbering xmlns:wpc="http://schemas.microsoft.com/office/word/2010/wordprocessingCanvas" xmlns:cx="http://schemas.microsoft.com/office/drawing/2014/chartex" xmlns:cx1="http://schemas.microsoft.com/office/drawing/2015/9/8/chartex" xmlns:cx2="http://schemas.microsoft.com/office/drawing/2015/10/21/chartex" xmlns:cx3="http://schemas.microsoft.com/office/drawing/2016/5/9/chartex" xmlns:cx4="http://schemas.microsoft.com/office/drawing/2016/5/10/chartex" xmlns:cx5="http://schemas.microsoft.com/office/drawing/2016/5/11/chartex" xmlns:cx6="http://schemas.microsoft.com/office/drawing/2016/5/12/chartex" xmlns:cx7="http://schemas.microsoft.com/office/drawing/2016/5/13/chartex" xmlns:cx8="http://schemas.microsoft.com/office/drawing/2016/5/14/chartex" xmlns:mc="http://schemas.openxmlformats.org/markup-compatibility/2006" xmlns:aink="http://schemas.microsoft.com/office/drawing/2016/ink" xmlns:am3d="http://schemas.microsoft.com/office/drawing/2017/model3d" xmlns:o="urn:schemas-microsoft-com:office:office" xmlns:oel="http://schemas.microsoft.com/office/2019/extlst" xmlns:r="http://schemas.openxmlformats.org/officeDocument/2006/relationships" xmlns:m="http://schemas.openxmlformats.org/officeDocument/2006/math" xmlns:v="urn:schemas-microsoft-com:vml" xmlns:wp14="http://schemas.microsoft.com/office/word/2010/wordprocessingDrawing" xmlns:wp="http://schemas.openxmlformats.org/drawingml/2006/wordprocessingDrawing" xmlns:w10="urn:schemas-microsoft-com:office:word" xmlns:w="http://schemas.openxmlformats.org/wordprocessingml/2006/main" xmlns:w14="http://schemas.microsoft.com/office/word/2010/wordml" xmlns:w15="http://schemas.microsoft.com/office/word/2012/wordml" xmlns:w16cex="http://schemas.microsoft.com/office/word/2018/wordml/cex" xmlns:w16cid="http://schemas.microsoft.com/office/word/2016/wordml/cid" xmlns:w16="http://schemas.microsoft.com/office/word/2018/wordml" xmlns:w16du="http://schemas.microsoft.com/office/word/2023/wordml/word16du" xmlns:w16sdtdh="http://schemas.microsoft.com/office/word/2020/wordml/sdtdatahash" xmlns:w16sdtfl="http://schemas.microsoft.com/office/word/2024/wordml/sdtformatlock" xmlns:w16se="http://schemas.microsoft.com/office/word/2015/wordml/symex" xmlns:wpg="http://schemas.microsoft.com/office/word/2010/wordprocessingGroup" xmlns:wpi="http://schemas.microsoft.com/office/word/2010/wordprocessingInk" xmlns:wne="http://schemas.microsoft.com/office/word/2006/wordml" xmlns:wps="http://schemas.microsoft.com/office/word/2010/wordprocessingShape" mc:Ignorable="w14 w15 w16se w16cid w16 w16cex w16sdtdh w16sdtfl w16du wp14">
+<w:numbering xmlns:wpc="http://schemas.microsoft.com/office/word/2010/wordprocessingCanvas" xmlns:cx="http://schemas.microsoft.com/office/drawing/2014/chartex" xmlns:cx1="http://schemas.microsoft.com/office/drawing/2015/9/8/chartex" xmlns:cx2="http://schemas.microsoft.com/office/drawing/2015/10/21/chartex" xmlns:cx3="http://schemas.microsoft.com/office/drawing/2016/5/9/chartex" xmlns:cx4="http://schemas.microsoft.com/office/drawing/2016/5/10/chartex" xmlns:cx5="http://schemas.microsoft.com/office/drawing/2016/5/11/chartex" xmlns:cx6="http://schemas.microsoft.com/office/drawing/2016/5/12/chartex" xmlns:cx7="http://schemas.microsoft.com/office/drawing/2016/5/13/chartex" xmlns:cx8="http://schemas.microsoft.com/office/drawing/2016/5/14/chartex" xmlns:mc="http://schemas.openxmlformats.org/markup-compatibility/2006" xmlns:aink="http://schemas.microsoft.com/office/drawing/2016/ink" xmlns:am3d="http://schemas.microsoft.com/office/drawing/2017/model3d" xmlns:o="urn:schemas-microsoft-com:office:office" xmlns:r="http://schemas.openxmlformats.org/officeDocument/2006/relationships" xmlns:m="http://schemas.openxmlformats.org/officeDocument/2006/math" xmlns:v="urn:schemas-microsoft-com:vml" xmlns:wp14="http://schemas.microsoft.com/office/word/2010/wordprocessingDrawing" xmlns:wp="http://schemas.openxmlformats.org/drawingml/2006/wordprocessingDrawing" xmlns:w10="urn:schemas-microsoft-com:office:word" xmlns:w="http://schemas.openxmlformats.org/wordprocessingml/2006/main" xmlns:w14="http://schemas.microsoft.com/office/word/2010/wordml" xmlns:w15="http://schemas.microsoft.com/office/word/2012/wordml" xmlns:w16cex="http://schemas.microsoft.com/office/word/2018/wordml/cex" xmlns:w16cid="http://schemas.microsoft.com/office/word/2016/wordml/cid" xmlns:w16="http://schemas.microsoft.com/office/word/2018/wordml" xmlns:w16sdtdh="http://schemas.microsoft.com/office/word/2020/wordml/sdtdatahash" xmlns:w16se="http://schemas.microsoft.com/office/word/2015/wordml/symex" xmlns:wpg="http://schemas.microsoft.com/office/word/2010/wordprocessingGroup" xmlns:wpi="http://schemas.microsoft.com/office/word/2010/wordprocessingInk" xmlns:wne="http://schemas.microsoft.com/office/word/2006/wordml" xmlns:wps="http://schemas.microsoft.com/office/word/2010/wordprocessingShape" mc:Ignorable="w14 w15 w16se w16cid w16 w16cex w16sdtdh wp14">
   <w:abstractNum w:abstractNumId="0" w15:restartNumberingAfterBreak="0">
     <w:nsid w:val="02401201"/>
     <w:multiLevelType w:val="hybridMultilevel"/>
@@ -3269,47 +3292,47 @@
       </w:rPr>
     </w:lvl>
   </w:abstractNum>
-  <w:num w:numId="1" w16cid:durableId="172912775">
+  <w:num w:numId="1">
     <w:abstractNumId w:val="1"/>
   </w:num>
-  <w:num w:numId="2" w16cid:durableId="36320771">
+  <w:num w:numId="2">
     <w:abstractNumId w:val="6"/>
   </w:num>
-  <w:num w:numId="3" w16cid:durableId="1108744328">
+  <w:num w:numId="3">
     <w:abstractNumId w:val="3"/>
   </w:num>
-  <w:num w:numId="4" w16cid:durableId="2026011254">
+  <w:num w:numId="4">
     <w:abstractNumId w:val="4"/>
   </w:num>
-  <w:num w:numId="5" w16cid:durableId="957447441">
+  <w:num w:numId="5">
     <w:abstractNumId w:val="11"/>
   </w:num>
-  <w:num w:numId="6" w16cid:durableId="755173577">
+  <w:num w:numId="6">
     <w:abstractNumId w:val="8"/>
   </w:num>
-  <w:num w:numId="7" w16cid:durableId="613637209">
+  <w:num w:numId="7">
     <w:abstractNumId w:val="5"/>
   </w:num>
-  <w:num w:numId="8" w16cid:durableId="905073535">
+  <w:num w:numId="8">
     <w:abstractNumId w:val="10"/>
   </w:num>
-  <w:num w:numId="9" w16cid:durableId="1672294215">
+  <w:num w:numId="9">
     <w:abstractNumId w:val="0"/>
   </w:num>
-  <w:num w:numId="10" w16cid:durableId="1609041889">
+  <w:num w:numId="10">
     <w:abstractNumId w:val="9"/>
   </w:num>
-  <w:num w:numId="11" w16cid:durableId="60448744">
+  <w:num w:numId="11">
     <w:abstractNumId w:val="2"/>
   </w:num>
-  <w:num w:numId="12" w16cid:durableId="975837934">
+  <w:num w:numId="12">
     <w:abstractNumId w:val="7"/>
   </w:num>
 </w:numbering>
 </file>
 
 <file path=word/styles.xml><?xml version="1.0" encoding="utf-8"?>
-<w:styles xmlns:mc="http://schemas.openxmlformats.org/markup-compatibility/2006" xmlns:r="http://schemas.openxmlformats.org/officeDocument/2006/relationships" xmlns:w="http://schemas.openxmlformats.org/wordprocessingml/2006/main" xmlns:w14="http://schemas.microsoft.com/office/word/2010/wordml" xmlns:w15="http://schemas.microsoft.com/office/word/2012/wordml" xmlns:w16cex="http://schemas.microsoft.com/office/word/2018/wordml/cex" xmlns:w16cid="http://schemas.microsoft.com/office/word/2016/wordml/cid" xmlns:w16="http://schemas.microsoft.com/office/word/2018/wordml" xmlns:w16du="http://schemas.microsoft.com/office/word/2023/wordml/word16du" xmlns:w16sdtdh="http://schemas.microsoft.com/office/word/2020/wordml/sdtdatahash" xmlns:w16sdtfl="http://schemas.microsoft.com/office/word/2024/wordml/sdtformatlock" xmlns:w16se="http://schemas.microsoft.com/office/word/2015/wordml/symex" mc:Ignorable="w14 w15 w16se w16cid w16 w16cex w16sdtdh w16sdtfl w16du">
+<w:styles xmlns:mc="http://schemas.openxmlformats.org/markup-compatibility/2006" xmlns:r="http://schemas.openxmlformats.org/officeDocument/2006/relationships" xmlns:w="http://schemas.openxmlformats.org/wordprocessingml/2006/main" xmlns:w14="http://schemas.microsoft.com/office/word/2010/wordml" xmlns:w15="http://schemas.microsoft.com/office/word/2012/wordml" xmlns:w16cex="http://schemas.microsoft.com/office/word/2018/wordml/cex" xmlns:w16cid="http://schemas.microsoft.com/office/word/2016/wordml/cid" xmlns:w16="http://schemas.microsoft.com/office/word/2018/wordml" xmlns:w16sdtdh="http://schemas.microsoft.com/office/word/2020/wordml/sdtdatahash" xmlns:w16se="http://schemas.microsoft.com/office/word/2015/wordml/symex" mc:Ignorable="w14 w15 w16se w16cid w16 w16cex w16sdtdh">
   <w:docDefaults>
     <w:rPrDefault>
       <w:rPr>
